--- a/examples/autoencoder/doc/13_autoenc_conv_ed.docx
+++ b/examples/autoencoder/doc/13_autoenc_conv_ed.docx
@@ -73,6 +73,45 @@
       </w:pPr>
       <w:r>
         <w:rPr>
+          <w:rStyle w:val="FunctionTok"/>
+        </w:rPr>
+        <w:t xml:space="preserve">source</w:t>
+      </w:r>
+      <w:r>
+        <w:rPr>
+          <w:rStyle w:val="NormalTok"/>
+        </w:rPr>
+        <w:t xml:space="preserve">(</w:t>
+      </w:r>
+      <w:r>
+        <w:rPr>
+          <w:rStyle w:val="FunctionTok"/>
+        </w:rPr>
+        <w:t xml:space="preserve">url</w:t>
+      </w:r>
+      <w:r>
+        <w:rPr>
+          <w:rStyle w:val="NormalTok"/>
+        </w:rPr>
+        <w:t xml:space="preserve">(</w:t>
+      </w:r>
+      <w:r>
+        <w:rPr>
+          <w:rStyle w:val="StringTok"/>
+        </w:rPr>
+        <w:t xml:space="preserve">"https://raw.githubusercontent.com/cefet-rj-dal/daltoolboxdp/main/examples/seed.R"</w:t>
+      </w:r>
+      <w:r>
+        <w:rPr>
+          <w:rStyle w:val="NormalTok"/>
+        </w:rPr>
+        <w:t xml:space="preserve">))</w:t>
+      </w:r>
+      <w:r>
+        <w:br/>
+      </w:r>
+      <w:r>
+        <w:rPr>
           <w:rStyle w:val="CommentTok"/>
         </w:rPr>
         <w:t xml:space="preserve"># Convolutional Autoencoder transformation (encode-decode)</w:t>
@@ -435,6 +474,21 @@
       </w:r>
       <w:r>
         <w:rPr>
+          <w:rStyle w:val="FunctionTok"/>
+        </w:rPr>
+        <w:t xml:space="preserve">set_example_seed</w:t>
+      </w:r>
+      <w:r>
+        <w:rPr>
+          <w:rStyle w:val="NormalTok"/>
+        </w:rPr>
+        <w:t xml:space="preserve">()</w:t>
+      </w:r>
+      <w:r>
+        <w:br/>
+      </w:r>
+      <w:r>
+        <w:rPr>
           <w:rStyle w:val="NormalTok"/>
         </w:rPr>
         <w:t xml:space="preserve">preproc </w:t>
@@ -834,6 +888,21 @@
           <w:rStyle w:val="NormalTok"/>
         </w:rPr>
         <w:t xml:space="preserve">)</w:t>
+      </w:r>
+      <w:r>
+        <w:br/>
+      </w:r>
+      <w:r>
+        <w:rPr>
+          <w:rStyle w:val="FunctionTok"/>
+        </w:rPr>
+        <w:t xml:space="preserve">set_example_seed</w:t>
+      </w:r>
+      <w:r>
+        <w:rPr>
+          <w:rStyle w:val="NormalTok"/>
+        </w:rPr>
+        <w:t xml:space="preserve">()</w:t>
       </w:r>
       <w:r>
         <w:br/>
@@ -1568,7 +1637,7 @@
               <a:graphicData uri="http://schemas.openxmlformats.org/drawingml/2006/picture">
                 <pic:pic>
                   <pic:nvPicPr>
-                    <pic:cNvPr descr="/home/gpca/daltoolboxdp/examples/autoencoder/doc/13_autoenc_conv_ed_files/62cd7c92916cfc865fd70f253bf16a8d001abaa6.png" id="11" name="Picture"/>
+                    <pic:cNvPr descr="/home/gpca/daltoolboxdp/examples/autoencoder/doc/13_autoenc_conv_ed_files/336632d4368737cb5b95f2491adc87084a7d82fd.png" id="11" name="Picture"/>
                     <pic:cNvPicPr>
                       <a:picLocks noChangeArrowheads="1" noChangeAspect="1"/>
                     </pic:cNvPicPr>
@@ -1810,52 +1879,52 @@
         <w:rPr>
           <w:rStyle w:val="VerbatimChar"/>
         </w:rPr>
-        <w:t xml:space="preserve">## [1,] 0.8081505 0.8430177 0.9037809 0.9044875 0.8867345</w:t>
-      </w:r>
-      <w:r>
-        <w:br/>
-      </w:r>
-      <w:r>
-        <w:rPr>
-          <w:rStyle w:val="VerbatimChar"/>
-        </w:rPr>
-        <w:t xml:space="preserve">## [2,] 0.8444216 0.8888924 0.9294731 0.9174641 0.9006886</w:t>
-      </w:r>
-      <w:r>
-        <w:br/>
-      </w:r>
-      <w:r>
-        <w:rPr>
-          <w:rStyle w:val="VerbatimChar"/>
-        </w:rPr>
-        <w:t xml:space="preserve">## [3,] 0.8619782 0.9118820 0.9407789 0.9188709 0.9020860</w:t>
-      </w:r>
-      <w:r>
-        <w:br/>
-      </w:r>
-      <w:r>
-        <w:rPr>
-          <w:rStyle w:val="VerbatimChar"/>
-        </w:rPr>
-        <w:t xml:space="preserve">## [4,] 0.8636071 0.9186781 0.9400131 0.9099447 0.8918147</w:t>
-      </w:r>
-      <w:r>
-        <w:br/>
-      </w:r>
-      <w:r>
-        <w:rPr>
-          <w:rStyle w:val="VerbatimChar"/>
-        </w:rPr>
-        <w:t xml:space="preserve">## [5,] 0.8524472 0.9141262 0.9282677 0.8875919 0.8671687</w:t>
-      </w:r>
-      <w:r>
-        <w:br/>
-      </w:r>
-      <w:r>
-        <w:rPr>
-          <w:rStyle w:val="VerbatimChar"/>
-        </w:rPr>
-        <w:t xml:space="preserve">## [6,] 0.8273856 0.8976930 0.9000900 0.8440435 0.8215015</w:t>
+        <w:t xml:space="preserve">## [1,] 0.7383619 0.8149059 0.8851783 0.9304306 0.9314066</w:t>
+      </w:r>
+      <w:r>
+        <w:br/>
+      </w:r>
+      <w:r>
+        <w:rPr>
+          <w:rStyle w:val="VerbatimChar"/>
+        </w:rPr>
+        <w:t xml:space="preserve">## [2,] 0.8194968 0.8729424 0.9093297 0.9376467 0.9315675</w:t>
+      </w:r>
+      <w:r>
+        <w:br/>
+      </w:r>
+      <w:r>
+        <w:rPr>
+          <w:rStyle w:val="VerbatimChar"/>
+        </w:rPr>
+        <w:t xml:space="preserve">## [3,] 0.8762383 0.9085105 0.9219920 0.9358311 0.9198406</w:t>
+      </w:r>
+      <w:r>
+        <w:br/>
+      </w:r>
+      <w:r>
+        <w:rPr>
+          <w:rStyle w:val="VerbatimChar"/>
+        </w:rPr>
+        <w:t xml:space="preserve">## [4,] 0.9083495 0.9273849 0.9246873 0.9232200 0.8917889</w:t>
+      </w:r>
+      <w:r>
+        <w:br/>
+      </w:r>
+      <w:r>
+        <w:rPr>
+          <w:rStyle w:val="VerbatimChar"/>
+        </w:rPr>
+        <w:t xml:space="preserve">## [5,] 0.9237909 0.9329665 0.9147459 0.8945585 0.8394691</w:t>
+      </w:r>
+      <w:r>
+        <w:br/>
+      </w:r>
+      <w:r>
+        <w:rPr>
+          <w:rStyle w:val="VerbatimChar"/>
+        </w:rPr>
+        <w:t xml:space="preserve">## [6,] 0.9279662 0.9240776 0.8836508 0.8401271 0.7458695</w:t>
       </w:r>
     </w:p>
     <w:p>
@@ -2300,43 +2369,43 @@
         <w:rPr>
           <w:rStyle w:val="VerbatimChar"/>
         </w:rPr>
-        <w:t xml:space="preserve">## [1] "t4 R2 test: 0.402612388807789 MAPE: 0.153895914871477"</w:t>
-      </w:r>
-      <w:r>
-        <w:br/>
-      </w:r>
-      <w:r>
-        <w:rPr>
-          <w:rStyle w:val="VerbatimChar"/>
-        </w:rPr>
-        <w:t xml:space="preserve">## [1] "t3 R2 test: 0.961311447215216 MAPE: 0.0496516768319412"</w:t>
-      </w:r>
-      <w:r>
-        <w:br/>
-      </w:r>
-      <w:r>
-        <w:rPr>
-          <w:rStyle w:val="VerbatimChar"/>
-        </w:rPr>
-        <w:t xml:space="preserve">## [1] "t2 R2 test: 0.979058829127124 MAPE: 0.0387678511806729"</w:t>
-      </w:r>
-      <w:r>
-        <w:br/>
-      </w:r>
-      <w:r>
-        <w:rPr>
-          <w:rStyle w:val="VerbatimChar"/>
-        </w:rPr>
-        <w:t xml:space="preserve">## [1] "t1 R2 test: 0.962853459428687 MAPE: 0.072482337872786"</w:t>
-      </w:r>
-      <w:r>
-        <w:br/>
-      </w:r>
-      <w:r>
-        <w:rPr>
-          <w:rStyle w:val="VerbatimChar"/>
-        </w:rPr>
-        <w:t xml:space="preserve">## [1] "t0 R2 test: 0.923065122897885 MAPE: 0.216780835458774"</w:t>
+        <w:t xml:space="preserve">## [1] "t4 R2 test: 0.890355358752884 MAPE: 0.0482650314865661"</w:t>
+      </w:r>
+      <w:r>
+        <w:br/>
+      </w:r>
+      <w:r>
+        <w:rPr>
+          <w:rStyle w:val="VerbatimChar"/>
+        </w:rPr>
+        <w:t xml:space="preserve">## [1] "t3 R2 test: 0.93179260456707 MAPE: 0.0527551034688277"</w:t>
+      </w:r>
+      <w:r>
+        <w:br/>
+      </w:r>
+      <w:r>
+        <w:rPr>
+          <w:rStyle w:val="VerbatimChar"/>
+        </w:rPr>
+        <w:t xml:space="preserve">## [1] "t2 R2 test: 0.976898990014394 MAPE: 0.0431042713125923"</w:t>
+      </w:r>
+      <w:r>
+        <w:br/>
+      </w:r>
+      <w:r>
+        <w:rPr>
+          <w:rStyle w:val="VerbatimChar"/>
+        </w:rPr>
+        <w:t xml:space="preserve">## [1] "t1 R2 test: 0.976379666543865 MAPE: 0.0493535593432265"</w:t>
+      </w:r>
+      <w:r>
+        <w:br/>
+      </w:r>
+      <w:r>
+        <w:rPr>
+          <w:rStyle w:val="VerbatimChar"/>
+        </w:rPr>
+        <w:t xml:space="preserve">## [1] "t0 R2 test: 0.983583628441815 MAPE: 0.049229011265592"</w:t>
       </w:r>
     </w:p>
     <w:p>
@@ -2424,7 +2493,7 @@
         <w:rPr>
           <w:rStyle w:val="VerbatimChar"/>
         </w:rPr>
-        <w:t xml:space="preserve">## [1] "Means R2 test: 0.84578024949534 MAPE: 0.10631572324313"</w:t>
+        <w:t xml:space="preserve">## [1] "Means R2 test: 0.951802049664006 MAPE: 0.0485413953753609"</w:t>
       </w:r>
     </w:p>
     <w:p>

--- a/examples/autoencoder/doc/13_autoenc_conv_ed.docx
+++ b/examples/autoencoder/doc/13_autoenc_conv_ed.docx
@@ -64,6 +64,24 @@
         <w:t xml:space="preserve"> </w:t>
       </w:r>
       <w:r>
+        <w:t xml:space="preserve">- Internal shape: each row is reshaped to</w:t>
+      </w:r>
+      <w:r>
+        <w:t xml:space="preserve"> </w:t>
+      </w:r>
+      <w:r>
+        <w:rPr>
+          <w:rStyle w:val="VerbatimChar"/>
+        </w:rPr>
+        <w:t xml:space="preserve">(n, 1, input_size)</w:t>
+      </w:r>
+      <w:r>
+        <w:t xml:space="preserve">, so the convolution runs across time with a single channel by default.</w:t>
+      </w:r>
+      <w:r>
+        <w:t xml:space="preserve"> </w:t>
+      </w:r>
+      <w:r>
         <w:t xml:space="preserve">- Metrics: R2 and MAPE per column help measure quality across window steps.</w:t>
       </w:r>
     </w:p>
@@ -1637,7 +1655,7 @@
               <a:graphicData uri="http://schemas.openxmlformats.org/drawingml/2006/picture">
                 <pic:pic>
                   <pic:nvPicPr>
-                    <pic:cNvPr descr="/home/gpca/daltoolboxdp/examples/autoencoder/doc/13_autoenc_conv_ed_files/336632d4368737cb5b95f2491adc87084a7d82fd.png" id="11" name="Picture"/>
+                    <pic:cNvPr descr="C:\Git\dal\daltoolboxdp\examples\autoencoder\doc\13_autoenc_conv_ed_files/1f2fe47cd1ce76a661a5fdd69a78c3fdea257018.png" id="11" name="Picture"/>
                     <pic:cNvPicPr>
                       <a:picLocks noChangeArrowheads="1" noChangeAspect="1"/>
                     </pic:cNvPicPr>
@@ -1852,24 +1870,6 @@
         <w:rPr>
           <w:rStyle w:val="VerbatimChar"/>
         </w:rPr>
-        <w:t xml:space="preserve">## , , 1</w:t>
-      </w:r>
-      <w:r>
-        <w:br/>
-      </w:r>
-      <w:r>
-        <w:rPr>
-          <w:rStyle w:val="VerbatimChar"/>
-        </w:rPr>
-        <w:t xml:space="preserve">## </w:t>
-      </w:r>
-      <w:r>
-        <w:br/>
-      </w:r>
-      <w:r>
-        <w:rPr>
-          <w:rStyle w:val="VerbatimChar"/>
-        </w:rPr>
         <w:t xml:space="preserve">##           [,1]      [,2]      [,3]      [,4]      [,5]</w:t>
       </w:r>
       <w:r>
@@ -1879,52 +1879,52 @@
         <w:rPr>
           <w:rStyle w:val="VerbatimChar"/>
         </w:rPr>
-        <w:t xml:space="preserve">## [1,] 0.7383619 0.8149059 0.8851783 0.9304306 0.9314066</w:t>
-      </w:r>
-      <w:r>
-        <w:br/>
-      </w:r>
-      <w:r>
-        <w:rPr>
-          <w:rStyle w:val="VerbatimChar"/>
-        </w:rPr>
-        <w:t xml:space="preserve">## [2,] 0.8194968 0.8729424 0.9093297 0.9376467 0.9315675</w:t>
-      </w:r>
-      <w:r>
-        <w:br/>
-      </w:r>
-      <w:r>
-        <w:rPr>
-          <w:rStyle w:val="VerbatimChar"/>
-        </w:rPr>
-        <w:t xml:space="preserve">## [3,] 0.8762383 0.9085105 0.9219920 0.9358311 0.9198406</w:t>
-      </w:r>
-      <w:r>
-        <w:br/>
-      </w:r>
-      <w:r>
-        <w:rPr>
-          <w:rStyle w:val="VerbatimChar"/>
-        </w:rPr>
-        <w:t xml:space="preserve">## [4,] 0.9083495 0.9273849 0.9246873 0.9232200 0.8917889</w:t>
-      </w:r>
-      <w:r>
-        <w:br/>
-      </w:r>
-      <w:r>
-        <w:rPr>
-          <w:rStyle w:val="VerbatimChar"/>
-        </w:rPr>
-        <w:t xml:space="preserve">## [5,] 0.9237909 0.9329665 0.9147459 0.8945585 0.8394691</w:t>
-      </w:r>
-      <w:r>
-        <w:br/>
-      </w:r>
-      <w:r>
-        <w:rPr>
-          <w:rStyle w:val="VerbatimChar"/>
-        </w:rPr>
-        <w:t xml:space="preserve">## [6,] 0.9279662 0.9240776 0.8836508 0.8401271 0.7458695</w:t>
+        <w:t xml:space="preserve">## [1,] 0.7675391 0.8442309 0.9049752 0.9399501 0.9586520</w:t>
+      </w:r>
+      <w:r>
+        <w:br/>
+      </w:r>
+      <w:r>
+        <w:rPr>
+          <w:rStyle w:val="VerbatimChar"/>
+        </w:rPr>
+        <w:t xml:space="preserve">## [2,] 0.8733206 0.9051117 0.9348595 0.9527295 0.9586367</w:t>
+      </w:r>
+      <w:r>
+        <w:br/>
+      </w:r>
+      <w:r>
+        <w:rPr>
+          <w:rStyle w:val="VerbatimChar"/>
+        </w:rPr>
+        <w:t xml:space="preserve">## [3,] 0.9271803 0.9349725 0.9471807 0.9526994 0.9472846</w:t>
+      </w:r>
+      <w:r>
+        <w:br/>
+      </w:r>
+      <w:r>
+        <w:rPr>
+          <w:rStyle w:val="VerbatimChar"/>
+        </w:rPr>
+        <w:t xml:space="preserve">## [4,] 0.9504798 0.9464869 0.9461448 0.9397725 0.9174904</w:t>
+      </w:r>
+      <w:r>
+        <w:br/>
+      </w:r>
+      <w:r>
+        <w:rPr>
+          <w:rStyle w:val="VerbatimChar"/>
+        </w:rPr>
+        <w:t xml:space="preserve">## [5,] 0.9586456 0.9462922 0.9321070 0.9049072 0.8490801</w:t>
+      </w:r>
+      <w:r>
+        <w:br/>
+      </w:r>
+      <w:r>
+        <w:rPr>
+          <w:rStyle w:val="VerbatimChar"/>
+        </w:rPr>
+        <w:t xml:space="preserve">## [6,] 0.9551764 0.9334952 0.8995197 0.8336233 0.7286901</w:t>
       </w:r>
     </w:p>
     <w:p>
@@ -2369,43 +2369,43 @@
         <w:rPr>
           <w:rStyle w:val="VerbatimChar"/>
         </w:rPr>
-        <w:t xml:space="preserve">## [1] "t4 R2 test: 0.890355358752884 MAPE: 0.0482650314865661"</w:t>
-      </w:r>
-      <w:r>
-        <w:br/>
-      </w:r>
-      <w:r>
-        <w:rPr>
-          <w:rStyle w:val="VerbatimChar"/>
-        </w:rPr>
-        <w:t xml:space="preserve">## [1] "t3 R2 test: 0.93179260456707 MAPE: 0.0527551034688277"</w:t>
-      </w:r>
-      <w:r>
-        <w:br/>
-      </w:r>
-      <w:r>
-        <w:rPr>
-          <w:rStyle w:val="VerbatimChar"/>
-        </w:rPr>
-        <w:t xml:space="preserve">## [1] "t2 R2 test: 0.976898990014394 MAPE: 0.0431042713125923"</w:t>
-      </w:r>
-      <w:r>
-        <w:br/>
-      </w:r>
-      <w:r>
-        <w:rPr>
-          <w:rStyle w:val="VerbatimChar"/>
-        </w:rPr>
-        <w:t xml:space="preserve">## [1] "t1 R2 test: 0.976379666543865 MAPE: 0.0493535593432265"</w:t>
-      </w:r>
-      <w:r>
-        <w:br/>
-      </w:r>
-      <w:r>
-        <w:rPr>
-          <w:rStyle w:val="VerbatimChar"/>
-        </w:rPr>
-        <w:t xml:space="preserve">## [1] "t0 R2 test: 0.983583628441815 MAPE: 0.049229011265592"</w:t>
+        <w:t xml:space="preserve">## [1] "t4 R2 test: 0.941725134436546 MAPE: 0.027747664728127"</w:t>
+      </w:r>
+      <w:r>
+        <w:br/>
+      </w:r>
+      <w:r>
+        <w:rPr>
+          <w:rStyle w:val="VerbatimChar"/>
+        </w:rPr>
+        <w:t xml:space="preserve">## [1] "t3 R2 test: 0.973282097686071 MAPE: 0.0252429600820355"</w:t>
+      </w:r>
+      <w:r>
+        <w:br/>
+      </w:r>
+      <w:r>
+        <w:rPr>
+          <w:rStyle w:val="VerbatimChar"/>
+        </w:rPr>
+        <w:t xml:space="preserve">## [1] "t2 R2 test: 0.9848354163621 MAPE: 0.0262456891234027"</w:t>
+      </w:r>
+      <w:r>
+        <w:br/>
+      </w:r>
+      <w:r>
+        <w:rPr>
+          <w:rStyle w:val="VerbatimChar"/>
+        </w:rPr>
+        <w:t xml:space="preserve">## [1] "t1 R2 test: 0.989788319581901 MAPE: 0.0309646739359669"</w:t>
+      </w:r>
+      <w:r>
+        <w:br/>
+      </w:r>
+      <w:r>
+        <w:rPr>
+          <w:rStyle w:val="VerbatimChar"/>
+        </w:rPr>
+        <w:t xml:space="preserve">## [1] "t0 R2 test: 0.991829839727846 MAPE: 0.0311973579181627"</w:t>
       </w:r>
     </w:p>
     <w:p>
@@ -2493,7 +2493,7 @@
         <w:rPr>
           <w:rStyle w:val="VerbatimChar"/>
         </w:rPr>
-        <w:t xml:space="preserve">## [1] "Means R2 test: 0.951802049664006 MAPE: 0.0485413953753609"</w:t>
+        <w:t xml:space="preserve">## [1] "Means R2 test: 0.976292161558893 MAPE: 0.028279669157539"</w:t>
       </w:r>
     </w:p>
     <w:p>

--- a/examples/autoencoder/doc/13_autoenc_conv_ed.docx
+++ b/examples/autoencoder/doc/13_autoenc_conv_ed.docx
@@ -1655,7 +1655,7 @@
               <a:graphicData uri="http://schemas.openxmlformats.org/drawingml/2006/picture">
                 <pic:pic>
                   <pic:nvPicPr>
-                    <pic:cNvPr descr="C:\Git\dal\daltoolboxdp\examples\autoencoder\doc\13_autoenc_conv_ed_files/1f2fe47cd1ce76a661a5fdd69a78c3fdea257018.png" id="11" name="Picture"/>
+                    <pic:cNvPr descr="/home/gpca/daltoolboxdp/examples/autoencoder/doc/13_autoenc_conv_ed_files/fcaf68b741fb2d953bab3e1e034eccc15381a3b9.png" id="11" name="Picture"/>
                     <pic:cNvPicPr>
                       <a:picLocks noChangeArrowheads="1" noChangeAspect="1"/>
                     </pic:cNvPicPr>
@@ -1879,52 +1879,52 @@
         <w:rPr>
           <w:rStyle w:val="VerbatimChar"/>
         </w:rPr>
-        <w:t xml:space="preserve">## [1,] 0.7675391 0.8442309 0.9049752 0.9399501 0.9586520</w:t>
-      </w:r>
-      <w:r>
-        <w:br/>
-      </w:r>
-      <w:r>
-        <w:rPr>
-          <w:rStyle w:val="VerbatimChar"/>
-        </w:rPr>
-        <w:t xml:space="preserve">## [2,] 0.8733206 0.9051117 0.9348595 0.9527295 0.9586367</w:t>
-      </w:r>
-      <w:r>
-        <w:br/>
-      </w:r>
-      <w:r>
-        <w:rPr>
-          <w:rStyle w:val="VerbatimChar"/>
-        </w:rPr>
-        <w:t xml:space="preserve">## [3,] 0.9271803 0.9349725 0.9471807 0.9526994 0.9472846</w:t>
-      </w:r>
-      <w:r>
-        <w:br/>
-      </w:r>
-      <w:r>
-        <w:rPr>
-          <w:rStyle w:val="VerbatimChar"/>
-        </w:rPr>
-        <w:t xml:space="preserve">## [4,] 0.9504798 0.9464869 0.9461448 0.9397725 0.9174904</w:t>
-      </w:r>
-      <w:r>
-        <w:br/>
-      </w:r>
-      <w:r>
-        <w:rPr>
-          <w:rStyle w:val="VerbatimChar"/>
-        </w:rPr>
-        <w:t xml:space="preserve">## [5,] 0.9586456 0.9462922 0.9321070 0.9049072 0.8490801</w:t>
-      </w:r>
-      <w:r>
-        <w:br/>
-      </w:r>
-      <w:r>
-        <w:rPr>
-          <w:rStyle w:val="VerbatimChar"/>
-        </w:rPr>
-        <w:t xml:space="preserve">## [6,] 0.9551764 0.9334952 0.8995197 0.8336233 0.7286901</w:t>
+        <w:t xml:space="preserve">## [1,] 0.7675393 0.8442311 0.9049753 0.9399502 0.9586520</w:t>
+      </w:r>
+      <w:r>
+        <w:br/>
+      </w:r>
+      <w:r>
+        <w:rPr>
+          <w:rStyle w:val="VerbatimChar"/>
+        </w:rPr>
+        <w:t xml:space="preserve">## [2,] 0.8733207 0.9051117 0.9348595 0.9527295 0.9586366</w:t>
+      </w:r>
+      <w:r>
+        <w:br/>
+      </w:r>
+      <w:r>
+        <w:rPr>
+          <w:rStyle w:val="VerbatimChar"/>
+        </w:rPr>
+        <w:t xml:space="preserve">## [3,] 0.9271804 0.9349725 0.9471807 0.9526994 0.9472846</w:t>
+      </w:r>
+      <w:r>
+        <w:br/>
+      </w:r>
+      <w:r>
+        <w:rPr>
+          <w:rStyle w:val="VerbatimChar"/>
+        </w:rPr>
+        <w:t xml:space="preserve">## [4,] 0.9504798 0.9464869 0.9461447 0.9397725 0.9174905</w:t>
+      </w:r>
+      <w:r>
+        <w:br/>
+      </w:r>
+      <w:r>
+        <w:rPr>
+          <w:rStyle w:val="VerbatimChar"/>
+        </w:rPr>
+        <w:t xml:space="preserve">## [5,] 0.9586455 0.9462921 0.9321071 0.9049073 0.8490803</w:t>
+      </w:r>
+      <w:r>
+        <w:br/>
+      </w:r>
+      <w:r>
+        <w:rPr>
+          <w:rStyle w:val="VerbatimChar"/>
+        </w:rPr>
+        <w:t xml:space="preserve">## [6,] 0.9551764 0.9334952 0.8995199 0.8336232 0.7286905</w:t>
       </w:r>
     </w:p>
     <w:p>
@@ -2369,43 +2369,43 @@
         <w:rPr>
           <w:rStyle w:val="VerbatimChar"/>
         </w:rPr>
-        <w:t xml:space="preserve">## [1] "t4 R2 test: 0.941725134436546 MAPE: 0.027747664728127"</w:t>
-      </w:r>
-      <w:r>
-        <w:br/>
-      </w:r>
-      <w:r>
-        <w:rPr>
-          <w:rStyle w:val="VerbatimChar"/>
-        </w:rPr>
-        <w:t xml:space="preserve">## [1] "t3 R2 test: 0.973282097686071 MAPE: 0.0252429600820355"</w:t>
-      </w:r>
-      <w:r>
-        <w:br/>
-      </w:r>
-      <w:r>
-        <w:rPr>
-          <w:rStyle w:val="VerbatimChar"/>
-        </w:rPr>
-        <w:t xml:space="preserve">## [1] "t2 R2 test: 0.9848354163621 MAPE: 0.0262456891234027"</w:t>
-      </w:r>
-      <w:r>
-        <w:br/>
-      </w:r>
-      <w:r>
-        <w:rPr>
-          <w:rStyle w:val="VerbatimChar"/>
-        </w:rPr>
-        <w:t xml:space="preserve">## [1] "t1 R2 test: 0.989788319581901 MAPE: 0.0309646739359669"</w:t>
-      </w:r>
-      <w:r>
-        <w:br/>
-      </w:r>
-      <w:r>
-        <w:rPr>
-          <w:rStyle w:val="VerbatimChar"/>
-        </w:rPr>
-        <w:t xml:space="preserve">## [1] "t0 R2 test: 0.991829839727846 MAPE: 0.0311973579181627"</w:t>
+        <w:t xml:space="preserve">## [1] "t4 R2 test: 0.941725071850143 MAPE: 0.027747679607674"</w:t>
+      </w:r>
+      <w:r>
+        <w:br/>
+      </w:r>
+      <w:r>
+        <w:rPr>
+          <w:rStyle w:val="VerbatimChar"/>
+        </w:rPr>
+        <w:t xml:space="preserve">## [1] "t3 R2 test: 0.973282114271035 MAPE: 0.025243020948253"</w:t>
+      </w:r>
+      <w:r>
+        <w:br/>
+      </w:r>
+      <w:r>
+        <w:rPr>
+          <w:rStyle w:val="VerbatimChar"/>
+        </w:rPr>
+        <w:t xml:space="preserve">## [1] "t2 R2 test: 0.984835312575371 MAPE: 0.0262457335626681"</w:t>
+      </w:r>
+      <w:r>
+        <w:br/>
+      </w:r>
+      <w:r>
+        <w:rPr>
+          <w:rStyle w:val="VerbatimChar"/>
+        </w:rPr>
+        <w:t xml:space="preserve">## [1] "t1 R2 test: 0.98978831033974 MAPE: 0.030964676250159"</w:t>
+      </w:r>
+      <w:r>
+        <w:br/>
+      </w:r>
+      <w:r>
+        <w:rPr>
+          <w:rStyle w:val="VerbatimChar"/>
+        </w:rPr>
+        <w:t xml:space="preserve">## [1] "t0 R2 test: 0.991829795105284 MAPE: 0.0311974303491397"</w:t>
       </w:r>
     </w:p>
     <w:p>
@@ -2493,7 +2493,7 @@
         <w:rPr>
           <w:rStyle w:val="VerbatimChar"/>
         </w:rPr>
-        <w:t xml:space="preserve">## [1] "Means R2 test: 0.976292161558893 MAPE: 0.028279669157539"</w:t>
+        <w:t xml:space="preserve">## [1] "Means R2 test: 0.976292120828315 MAPE: 0.0282797081435787"</w:t>
       </w:r>
     </w:p>
     <w:p>
